--- a/docs/academy/003_MSアドオン/00.資料/メインプレゼンテーション・プランニング用ドキュメント.docx
+++ b/docs/academy/003_MSアドオン/00.資料/メインプレゼンテーション・プランニング用ドキュメント.docx
@@ -1,6 +1,6 @@
 
 <file path=word/document.xml><?xml version="1.0" encoding="utf-8"?>
-<w:document xmlns:wpc="http://schemas.microsoft.com/office/word/2010/wordprocessingCanvas" xmlns:cx="http://schemas.microsoft.com/office/drawing/2014/chartex" xmlns:cx1="http://schemas.microsoft.com/office/drawing/2015/9/8/chartex" xmlns:cx2="http://schemas.microsoft.com/office/drawing/2015/10/21/chartex" xmlns:cx3="http://schemas.microsoft.com/office/drawing/2016/5/9/chartex" xmlns:cx4="http://schemas.microsoft.com/office/drawing/2016/5/10/chartex" xmlns:cx5="http://schemas.microsoft.com/office/drawing/2016/5/11/chartex" xmlns:cx6="http://schemas.microsoft.com/office/drawing/2016/5/12/chartex" xmlns:cx7="http://schemas.microsoft.com/office/drawing/2016/5/13/chartex" xmlns:cx8="http://schemas.microsoft.com/office/drawing/2016/5/14/chartex" xmlns:mc="http://schemas.openxmlformats.org/markup-compatibility/2006" xmlns:aink="http://schemas.microsoft.com/office/drawing/2016/ink" xmlns:am3d="http://schemas.microsoft.com/office/drawing/2017/model3d" xmlns:o="urn:schemas-microsoft-com:office:office" xmlns:r="http://schemas.openxmlformats.org/officeDocument/2006/relationships" xmlns:m="http://schemas.openxmlformats.org/officeDocument/2006/math" xmlns:v="urn:schemas-microsoft-com:vml" xmlns:wp14="http://schemas.microsoft.com/office/word/2010/wordprocessingDrawing" xmlns:wp="http://schemas.openxmlformats.org/drawingml/2006/wordprocessingDrawing" xmlns:w10="urn:schemas-microsoft-com:office:word" xmlns:w="http://schemas.openxmlformats.org/wordprocessingml/2006/main" xmlns:w14="http://schemas.microsoft.com/office/word/2010/wordml" xmlns:w15="http://schemas.microsoft.com/office/word/2012/wordml" xmlns:w16cex="http://schemas.microsoft.com/office/word/2018/wordml/cex" xmlns:w16cid="http://schemas.microsoft.com/office/word/2016/wordml/cid" xmlns:w16="http://schemas.microsoft.com/office/word/2018/wordml" xmlns:w16se="http://schemas.microsoft.com/office/word/2015/wordml/symex" xmlns:wpg="http://schemas.microsoft.com/office/word/2010/wordprocessingGroup" xmlns:wpi="http://schemas.microsoft.com/office/word/2010/wordprocessingInk" xmlns:wne="http://schemas.microsoft.com/office/word/2006/wordml" xmlns:wps="http://schemas.microsoft.com/office/word/2010/wordprocessingShape" mc:Ignorable="w14 w15 w16se w16cid w16 w16cex wp14">
+<w:document xmlns:wpc="http://schemas.microsoft.com/office/word/2010/wordprocessingCanvas" xmlns:cx="http://schemas.microsoft.com/office/drawing/2014/chartex" xmlns:cx1="http://schemas.microsoft.com/office/drawing/2015/9/8/chartex" xmlns:cx2="http://schemas.microsoft.com/office/drawing/2015/10/21/chartex" xmlns:cx3="http://schemas.microsoft.com/office/drawing/2016/5/9/chartex" xmlns:cx4="http://schemas.microsoft.com/office/drawing/2016/5/10/chartex" xmlns:cx5="http://schemas.microsoft.com/office/drawing/2016/5/11/chartex" xmlns:cx6="http://schemas.microsoft.com/office/drawing/2016/5/12/chartex" xmlns:cx7="http://schemas.microsoft.com/office/drawing/2016/5/13/chartex" xmlns:cx8="http://schemas.microsoft.com/office/drawing/2016/5/14/chartex" xmlns:mc="http://schemas.openxmlformats.org/markup-compatibility/2006" xmlns:aink="http://schemas.microsoft.com/office/drawing/2016/ink" xmlns:am3d="http://schemas.microsoft.com/office/drawing/2017/model3d" xmlns:o="urn:schemas-microsoft-com:office:office" xmlns:oel="http://schemas.microsoft.com/office/2019/extlst" xmlns:r="http://schemas.openxmlformats.org/officeDocument/2006/relationships" xmlns:m="http://schemas.openxmlformats.org/officeDocument/2006/math" xmlns:v="urn:schemas-microsoft-com:vml" xmlns:wp14="http://schemas.microsoft.com/office/word/2010/wordprocessingDrawing" xmlns:wp="http://schemas.openxmlformats.org/drawingml/2006/wordprocessingDrawing" xmlns:w10="urn:schemas-microsoft-com:office:word" xmlns:w="http://schemas.openxmlformats.org/wordprocessingml/2006/main" xmlns:w14="http://schemas.microsoft.com/office/word/2010/wordml" xmlns:w15="http://schemas.microsoft.com/office/word/2012/wordml" xmlns:w16cex="http://schemas.microsoft.com/office/word/2018/wordml/cex" xmlns:w16cid="http://schemas.microsoft.com/office/word/2016/wordml/cid" xmlns:w16="http://schemas.microsoft.com/office/word/2018/wordml" xmlns:w16du="http://schemas.microsoft.com/office/word/2023/wordml/word16du" xmlns:w16sdtdh="http://schemas.microsoft.com/office/word/2020/wordml/sdtdatahash" xmlns:w16sdtfl="http://schemas.microsoft.com/office/word/2024/wordml/sdtformatlock" xmlns:w16se="http://schemas.microsoft.com/office/word/2015/wordml/symex" xmlns:wpg="http://schemas.microsoft.com/office/word/2010/wordprocessingGroup" xmlns:wpi="http://schemas.microsoft.com/office/word/2010/wordprocessingInk" xmlns:wne="http://schemas.microsoft.com/office/word/2006/wordml" xmlns:wps="http://schemas.microsoft.com/office/word/2010/wordprocessingShape" mc:Ignorable="w14 w15 w16se w16cid w16 w16cex w16sdtdh w16sdtfl w16du wp14">
   <w:body>
     <w:p>
       <w:pPr>
@@ -572,7 +572,7 @@
 </file>
 
 <file path=word/endnotes.xml><?xml version="1.0" encoding="utf-8"?>
-<w:endnotes xmlns:wpc="http://schemas.microsoft.com/office/word/2010/wordprocessingCanvas" xmlns:cx="http://schemas.microsoft.com/office/drawing/2014/chartex" xmlns:cx1="http://schemas.microsoft.com/office/drawing/2015/9/8/chartex" xmlns:cx2="http://schemas.microsoft.com/office/drawing/2015/10/21/chartex" xmlns:cx3="http://schemas.microsoft.com/office/drawing/2016/5/9/chartex" xmlns:cx4="http://schemas.microsoft.com/office/drawing/2016/5/10/chartex" xmlns:cx5="http://schemas.microsoft.com/office/drawing/2016/5/11/chartex" xmlns:cx6="http://schemas.microsoft.com/office/drawing/2016/5/12/chartex" xmlns:cx7="http://schemas.microsoft.com/office/drawing/2016/5/13/chartex" xmlns:cx8="http://schemas.microsoft.com/office/drawing/2016/5/14/chartex" xmlns:mc="http://schemas.openxmlformats.org/markup-compatibility/2006" xmlns:aink="http://schemas.microsoft.com/office/drawing/2016/ink" xmlns:am3d="http://schemas.microsoft.com/office/drawing/2017/model3d" xmlns:o="urn:schemas-microsoft-com:office:office" xmlns:r="http://schemas.openxmlformats.org/officeDocument/2006/relationships" xmlns:m="http://schemas.openxmlformats.org/officeDocument/2006/math" xmlns:v="urn:schemas-microsoft-com:vml" xmlns:wp14="http://schemas.microsoft.com/office/word/2010/wordprocessingDrawing" xmlns:wp="http://schemas.openxmlformats.org/drawingml/2006/wordprocessingDrawing" xmlns:w10="urn:schemas-microsoft-com:office:word" xmlns:w="http://schemas.openxmlformats.org/wordprocessingml/2006/main" xmlns:w14="http://schemas.microsoft.com/office/word/2010/wordml" xmlns:w15="http://schemas.microsoft.com/office/word/2012/wordml" xmlns:w16cex="http://schemas.microsoft.com/office/word/2018/wordml/cex" xmlns:w16cid="http://schemas.microsoft.com/office/word/2016/wordml/cid" xmlns:w16="http://schemas.microsoft.com/office/word/2018/wordml" xmlns:w16se="http://schemas.microsoft.com/office/word/2015/wordml/symex" xmlns:wpg="http://schemas.microsoft.com/office/word/2010/wordprocessingGroup" xmlns:wpi="http://schemas.microsoft.com/office/word/2010/wordprocessingInk" xmlns:wne="http://schemas.microsoft.com/office/word/2006/wordml" xmlns:wps="http://schemas.microsoft.com/office/word/2010/wordprocessingShape" mc:Ignorable="w14 w15 w16se w16cid w16 w16cex wp14">
+<w:endnotes xmlns:wpc="http://schemas.microsoft.com/office/word/2010/wordprocessingCanvas" xmlns:cx="http://schemas.microsoft.com/office/drawing/2014/chartex" xmlns:cx1="http://schemas.microsoft.com/office/drawing/2015/9/8/chartex" xmlns:cx2="http://schemas.microsoft.com/office/drawing/2015/10/21/chartex" xmlns:cx3="http://schemas.microsoft.com/office/drawing/2016/5/9/chartex" xmlns:cx4="http://schemas.microsoft.com/office/drawing/2016/5/10/chartex" xmlns:cx5="http://schemas.microsoft.com/office/drawing/2016/5/11/chartex" xmlns:cx6="http://schemas.microsoft.com/office/drawing/2016/5/12/chartex" xmlns:cx7="http://schemas.microsoft.com/office/drawing/2016/5/13/chartex" xmlns:cx8="http://schemas.microsoft.com/office/drawing/2016/5/14/chartex" xmlns:mc="http://schemas.openxmlformats.org/markup-compatibility/2006" xmlns:aink="http://schemas.microsoft.com/office/drawing/2016/ink" xmlns:am3d="http://schemas.microsoft.com/office/drawing/2017/model3d" xmlns:o="urn:schemas-microsoft-com:office:office" xmlns:oel="http://schemas.microsoft.com/office/2019/extlst" xmlns:r="http://schemas.openxmlformats.org/officeDocument/2006/relationships" xmlns:m="http://schemas.openxmlformats.org/officeDocument/2006/math" xmlns:v="urn:schemas-microsoft-com:vml" xmlns:wp14="http://schemas.microsoft.com/office/word/2010/wordprocessingDrawing" xmlns:wp="http://schemas.openxmlformats.org/drawingml/2006/wordprocessingDrawing" xmlns:w10="urn:schemas-microsoft-com:office:word" xmlns:w="http://schemas.openxmlformats.org/wordprocessingml/2006/main" xmlns:w14="http://schemas.microsoft.com/office/word/2010/wordml" xmlns:w15="http://schemas.microsoft.com/office/word/2012/wordml" xmlns:w16cex="http://schemas.microsoft.com/office/word/2018/wordml/cex" xmlns:w16cid="http://schemas.microsoft.com/office/word/2016/wordml/cid" xmlns:w16="http://schemas.microsoft.com/office/word/2018/wordml" xmlns:w16du="http://schemas.microsoft.com/office/word/2023/wordml/word16du" xmlns:w16sdtdh="http://schemas.microsoft.com/office/word/2020/wordml/sdtdatahash" xmlns:w16sdtfl="http://schemas.microsoft.com/office/word/2024/wordml/sdtformatlock" xmlns:w16se="http://schemas.microsoft.com/office/word/2015/wordml/symex" xmlns:wpg="http://schemas.microsoft.com/office/word/2010/wordprocessingGroup" xmlns:wpi="http://schemas.microsoft.com/office/word/2010/wordprocessingInk" xmlns:wne="http://schemas.microsoft.com/office/word/2006/wordml" xmlns:wps="http://schemas.microsoft.com/office/word/2010/wordprocessingShape" mc:Ignorable="w14 w15 w16se w16cid w16 w16cex w16sdtdh w16sdtfl w16du wp14">
   <w:endnote w:type="separator" w:id="-1">
     <w:p>
       <w:pPr>
@@ -597,7 +597,7 @@
 </file>
 
 <file path=word/footnotes.xml><?xml version="1.0" encoding="utf-8"?>
-<w:footnotes xmlns:wpc="http://schemas.microsoft.com/office/word/2010/wordprocessingCanvas" xmlns:cx="http://schemas.microsoft.com/office/drawing/2014/chartex" xmlns:cx1="http://schemas.microsoft.com/office/drawing/2015/9/8/chartex" xmlns:cx2="http://schemas.microsoft.com/office/drawing/2015/10/21/chartex" xmlns:cx3="http://schemas.microsoft.com/office/drawing/2016/5/9/chartex" xmlns:cx4="http://schemas.microsoft.com/office/drawing/2016/5/10/chartex" xmlns:cx5="http://schemas.microsoft.com/office/drawing/2016/5/11/chartex" xmlns:cx6="http://schemas.microsoft.com/office/drawing/2016/5/12/chartex" xmlns:cx7="http://schemas.microsoft.com/office/drawing/2016/5/13/chartex" xmlns:cx8="http://schemas.microsoft.com/office/drawing/2016/5/14/chartex" xmlns:mc="http://schemas.openxmlformats.org/markup-compatibility/2006" xmlns:aink="http://schemas.microsoft.com/office/drawing/2016/ink" xmlns:am3d="http://schemas.microsoft.com/office/drawing/2017/model3d" xmlns:o="urn:schemas-microsoft-com:office:office" xmlns:r="http://schemas.openxmlformats.org/officeDocument/2006/relationships" xmlns:m="http://schemas.openxmlformats.org/officeDocument/2006/math" xmlns:v="urn:schemas-microsoft-com:vml" xmlns:wp14="http://schemas.microsoft.com/office/word/2010/wordprocessingDrawing" xmlns:wp="http://schemas.openxmlformats.org/drawingml/2006/wordprocessingDrawing" xmlns:w10="urn:schemas-microsoft-com:office:word" xmlns:w="http://schemas.openxmlformats.org/wordprocessingml/2006/main" xmlns:w14="http://schemas.microsoft.com/office/word/2010/wordml" xmlns:w15="http://schemas.microsoft.com/office/word/2012/wordml" xmlns:w16cex="http://schemas.microsoft.com/office/word/2018/wordml/cex" xmlns:w16cid="http://schemas.microsoft.com/office/word/2016/wordml/cid" xmlns:w16="http://schemas.microsoft.com/office/word/2018/wordml" xmlns:w16se="http://schemas.microsoft.com/office/word/2015/wordml/symex" xmlns:wpg="http://schemas.microsoft.com/office/word/2010/wordprocessingGroup" xmlns:wpi="http://schemas.microsoft.com/office/word/2010/wordprocessingInk" xmlns:wne="http://schemas.microsoft.com/office/word/2006/wordml" xmlns:wps="http://schemas.microsoft.com/office/word/2010/wordprocessingShape" mc:Ignorable="w14 w15 w16se w16cid w16 w16cex wp14">
+<w:footnotes xmlns:wpc="http://schemas.microsoft.com/office/word/2010/wordprocessingCanvas" xmlns:cx="http://schemas.microsoft.com/office/drawing/2014/chartex" xmlns:cx1="http://schemas.microsoft.com/office/drawing/2015/9/8/chartex" xmlns:cx2="http://schemas.microsoft.com/office/drawing/2015/10/21/chartex" xmlns:cx3="http://schemas.microsoft.com/office/drawing/2016/5/9/chartex" xmlns:cx4="http://schemas.microsoft.com/office/drawing/2016/5/10/chartex" xmlns:cx5="http://schemas.microsoft.com/office/drawing/2016/5/11/chartex" xmlns:cx6="http://schemas.microsoft.com/office/drawing/2016/5/12/chartex" xmlns:cx7="http://schemas.microsoft.com/office/drawing/2016/5/13/chartex" xmlns:cx8="http://schemas.microsoft.com/office/drawing/2016/5/14/chartex" xmlns:mc="http://schemas.openxmlformats.org/markup-compatibility/2006" xmlns:aink="http://schemas.microsoft.com/office/drawing/2016/ink" xmlns:am3d="http://schemas.microsoft.com/office/drawing/2017/model3d" xmlns:o="urn:schemas-microsoft-com:office:office" xmlns:oel="http://schemas.microsoft.com/office/2019/extlst" xmlns:r="http://schemas.openxmlformats.org/officeDocument/2006/relationships" xmlns:m="http://schemas.openxmlformats.org/officeDocument/2006/math" xmlns:v="urn:schemas-microsoft-com:vml" xmlns:wp14="http://schemas.microsoft.com/office/word/2010/wordprocessingDrawing" xmlns:wp="http://schemas.openxmlformats.org/drawingml/2006/wordprocessingDrawing" xmlns:w10="urn:schemas-microsoft-com:office:word" xmlns:w="http://schemas.openxmlformats.org/wordprocessingml/2006/main" xmlns:w14="http://schemas.microsoft.com/office/word/2010/wordml" xmlns:w15="http://schemas.microsoft.com/office/word/2012/wordml" xmlns:w16cex="http://schemas.microsoft.com/office/word/2018/wordml/cex" xmlns:w16cid="http://schemas.microsoft.com/office/word/2016/wordml/cid" xmlns:w16="http://schemas.microsoft.com/office/word/2018/wordml" xmlns:w16du="http://schemas.microsoft.com/office/word/2023/wordml/word16du" xmlns:w16sdtdh="http://schemas.microsoft.com/office/word/2020/wordml/sdtdatahash" xmlns:w16sdtfl="http://schemas.microsoft.com/office/word/2024/wordml/sdtformatlock" xmlns:w16se="http://schemas.microsoft.com/office/word/2015/wordml/symex" xmlns:wpg="http://schemas.microsoft.com/office/word/2010/wordprocessingGroup" xmlns:wpi="http://schemas.microsoft.com/office/word/2010/wordprocessingInk" xmlns:wne="http://schemas.microsoft.com/office/word/2006/wordml" xmlns:wps="http://schemas.microsoft.com/office/word/2010/wordprocessingShape" mc:Ignorable="w14 w15 w16se w16cid w16 w16cex w16sdtdh w16sdtfl w16du wp14">
   <w:footnote w:type="separator" w:id="-1">
     <w:p>
       <w:pPr>
@@ -622,7 +622,7 @@
 </file>
 
 <file path=word/header1.xml><?xml version="1.0" encoding="utf-8"?>
-<w:hdr xmlns:wpc="http://schemas.microsoft.com/office/word/2010/wordprocessingCanvas" xmlns:cx="http://schemas.microsoft.com/office/drawing/2014/chartex" xmlns:cx1="http://schemas.microsoft.com/office/drawing/2015/9/8/chartex" xmlns:cx2="http://schemas.microsoft.com/office/drawing/2015/10/21/chartex" xmlns:cx3="http://schemas.microsoft.com/office/drawing/2016/5/9/chartex" xmlns:cx4="http://schemas.microsoft.com/office/drawing/2016/5/10/chartex" xmlns:cx5="http://schemas.microsoft.com/office/drawing/2016/5/11/chartex" xmlns:cx6="http://schemas.microsoft.com/office/drawing/2016/5/12/chartex" xmlns:cx7="http://schemas.microsoft.com/office/drawing/2016/5/13/chartex" xmlns:cx8="http://schemas.microsoft.com/office/drawing/2016/5/14/chartex" xmlns:mc="http://schemas.openxmlformats.org/markup-compatibility/2006" xmlns:aink="http://schemas.microsoft.com/office/drawing/2016/ink" xmlns:am3d="http://schemas.microsoft.com/office/drawing/2017/model3d" xmlns:o="urn:schemas-microsoft-com:office:office" xmlns:r="http://schemas.openxmlformats.org/officeDocument/2006/relationships" xmlns:m="http://schemas.openxmlformats.org/officeDocument/2006/math" xmlns:v="urn:schemas-microsoft-com:vml" xmlns:wp14="http://schemas.microsoft.com/office/word/2010/wordprocessingDrawing" xmlns:wp="http://schemas.openxmlformats.org/drawingml/2006/wordprocessingDrawing" xmlns:w10="urn:schemas-microsoft-com:office:word" xmlns:w="http://schemas.openxmlformats.org/wordprocessingml/2006/main" xmlns:w14="http://schemas.microsoft.com/office/word/2010/wordml" xmlns:w15="http://schemas.microsoft.com/office/word/2012/wordml" xmlns:w16cex="http://schemas.microsoft.com/office/word/2018/wordml/cex" xmlns:w16cid="http://schemas.microsoft.com/office/word/2016/wordml/cid" xmlns:w16="http://schemas.microsoft.com/office/word/2018/wordml" xmlns:w16se="http://schemas.microsoft.com/office/word/2015/wordml/symex" xmlns:wpg="http://schemas.microsoft.com/office/word/2010/wordprocessingGroup" xmlns:wpi="http://schemas.microsoft.com/office/word/2010/wordprocessingInk" xmlns:wne="http://schemas.microsoft.com/office/word/2006/wordml" xmlns:wps="http://schemas.microsoft.com/office/word/2010/wordprocessingShape" mc:Ignorable="w14 w15 w16se w16cid w16 w16cex wp14">
+<w:hdr xmlns:wpc="http://schemas.microsoft.com/office/word/2010/wordprocessingCanvas" xmlns:cx="http://schemas.microsoft.com/office/drawing/2014/chartex" xmlns:cx1="http://schemas.microsoft.com/office/drawing/2015/9/8/chartex" xmlns:cx2="http://schemas.microsoft.com/office/drawing/2015/10/21/chartex" xmlns:cx3="http://schemas.microsoft.com/office/drawing/2016/5/9/chartex" xmlns:cx4="http://schemas.microsoft.com/office/drawing/2016/5/10/chartex" xmlns:cx5="http://schemas.microsoft.com/office/drawing/2016/5/11/chartex" xmlns:cx6="http://schemas.microsoft.com/office/drawing/2016/5/12/chartex" xmlns:cx7="http://schemas.microsoft.com/office/drawing/2016/5/13/chartex" xmlns:cx8="http://schemas.microsoft.com/office/drawing/2016/5/14/chartex" xmlns:mc="http://schemas.openxmlformats.org/markup-compatibility/2006" xmlns:aink="http://schemas.microsoft.com/office/drawing/2016/ink" xmlns:am3d="http://schemas.microsoft.com/office/drawing/2017/model3d" xmlns:o="urn:schemas-microsoft-com:office:office" xmlns:oel="http://schemas.microsoft.com/office/2019/extlst" xmlns:r="http://schemas.openxmlformats.org/officeDocument/2006/relationships" xmlns:m="http://schemas.openxmlformats.org/officeDocument/2006/math" xmlns:v="urn:schemas-microsoft-com:vml" xmlns:wp14="http://schemas.microsoft.com/office/word/2010/wordprocessingDrawing" xmlns:wp="http://schemas.openxmlformats.org/drawingml/2006/wordprocessingDrawing" xmlns:w10="urn:schemas-microsoft-com:office:word" xmlns:w="http://schemas.openxmlformats.org/wordprocessingml/2006/main" xmlns:w14="http://schemas.microsoft.com/office/word/2010/wordml" xmlns:w15="http://schemas.microsoft.com/office/word/2012/wordml" xmlns:w16cex="http://schemas.microsoft.com/office/word/2018/wordml/cex" xmlns:w16cid="http://schemas.microsoft.com/office/word/2016/wordml/cid" xmlns:w16="http://schemas.microsoft.com/office/word/2018/wordml" xmlns:w16du="http://schemas.microsoft.com/office/word/2023/wordml/word16du" xmlns:w16sdtdh="http://schemas.microsoft.com/office/word/2020/wordml/sdtdatahash" xmlns:w16sdtfl="http://schemas.microsoft.com/office/word/2024/wordml/sdtformatlock" xmlns:w16se="http://schemas.microsoft.com/office/word/2015/wordml/symex" xmlns:wpg="http://schemas.microsoft.com/office/word/2010/wordprocessingGroup" xmlns:wpi="http://schemas.microsoft.com/office/word/2010/wordprocessingInk" xmlns:wne="http://schemas.microsoft.com/office/word/2006/wordml" xmlns:wps="http://schemas.microsoft.com/office/word/2010/wordprocessingShape" mc:Ignorable="w14 w15 w16se w16cid w16 w16cex w16sdtdh w16sdtfl w16du wp14">
   <w:p>
     <w:pPr>
       <w:pStyle w:val="a3"/>
@@ -631,7 +631,7 @@
       <w:rPr>
         <w:noProof/>
       </w:rPr>
-      <w:pict w14:anchorId="0E4E0FF9">
+      <w:pict w14:anchorId="72480B32">
         <v:shapetype id="_x0000_t75" coordsize="21600,21600" o:spt="75" o:preferrelative="t" path="m@4@5l@4@11@9@11@9@5xe" filled="f" stroked="f">
           <v:stroke joinstyle="miter"/>
           <v:formulas>
@@ -651,7 +651,7 @@
           <v:path o:extrusionok="f" gradientshapeok="t" o:connecttype="rect"/>
           <o:lock v:ext="edit" aspectratio="t"/>
         </v:shapetype>
-        <v:shape id="WordPictureWatermark68580781" o:spid="_x0000_s2050" type="#_x0000_t75" alt="" style="position:absolute;margin-left:0;margin-top:0;width:589pt;height:833.15pt;z-index:-251658240;mso-wrap-edited:f;mso-width-percent:0;mso-height-percent:0;mso-position-horizontal:center;mso-position-horizontal-relative:margin;mso-position-vertical:center;mso-position-vertical-relative:margin;mso-width-percent:0;mso-height-percent:0" o:allowincell="f">
+        <v:shape id="WordPictureWatermark68580781" o:spid="_x0000_s1025" type="#_x0000_t75" alt="" style="position:absolute;margin-left:0;margin-top:0;width:589pt;height:833.15pt;z-index:-251658752;mso-wrap-edited:f;mso-width-percent:0;mso-height-percent:0;mso-position-horizontal:center;mso-position-horizontal-relative:margin;mso-position-vertical:center;mso-position-vertical-relative:margin;mso-width-percent:0;mso-height-percent:0" o:allowincell="f">
           <v:imagedata r:id="rId1" o:title="Letterhead_A4_bg"/>
           <w10:wrap anchorx="margin" anchory="margin"/>
         </v:shape>
@@ -667,7 +667,7 @@
 </file>
 
 <file path=word/numbering.xml><?xml version="1.0" encoding="utf-8"?>
-<w:numbering xmlns:wpc="http://schemas.microsoft.com/office/word/2010/wordprocessingCanvas" xmlns:cx="http://schemas.microsoft.com/office/drawing/2014/chartex" xmlns:cx1="http://schemas.microsoft.com/office/drawing/2015/9/8/chartex" xmlns:cx2="http://schemas.microsoft.com/office/drawing/2015/10/21/chartex" xmlns:cx3="http://schemas.microsoft.com/office/drawing/2016/5/9/chartex" xmlns:cx4="http://schemas.microsoft.com/office/drawing/2016/5/10/chartex" xmlns:cx5="http://schemas.microsoft.com/office/drawing/2016/5/11/chartex" xmlns:cx6="http://schemas.microsoft.com/office/drawing/2016/5/12/chartex" xmlns:cx7="http://schemas.microsoft.com/office/drawing/2016/5/13/chartex" xmlns:cx8="http://schemas.microsoft.com/office/drawing/2016/5/14/chartex" xmlns:mc="http://schemas.openxmlformats.org/markup-compatibility/2006" xmlns:aink="http://schemas.microsoft.com/office/drawing/2016/ink" xmlns:am3d="http://schemas.microsoft.com/office/drawing/2017/model3d" xmlns:o="urn:schemas-microsoft-com:office:office" xmlns:r="http://schemas.openxmlformats.org/officeDocument/2006/relationships" xmlns:m="http://schemas.openxmlformats.org/officeDocument/2006/math" xmlns:v="urn:schemas-microsoft-com:vml" xmlns:wp14="http://schemas.microsoft.com/office/word/2010/wordprocessingDrawing" xmlns:wp="http://schemas.openxmlformats.org/drawingml/2006/wordprocessingDrawing" xmlns:w10="urn:schemas-microsoft-com:office:word" xmlns:w="http://schemas.openxmlformats.org/wordprocessingml/2006/main" xmlns:w14="http://schemas.microsoft.com/office/word/2010/wordml" xmlns:w15="http://schemas.microsoft.com/office/word/2012/wordml" xmlns:w16cex="http://schemas.microsoft.com/office/word/2018/wordml/cex" xmlns:w16cid="http://schemas.microsoft.com/office/word/2016/wordml/cid" xmlns:w16="http://schemas.microsoft.com/office/word/2018/wordml" xmlns:w16se="http://schemas.microsoft.com/office/word/2015/wordml/symex" xmlns:wpg="http://schemas.microsoft.com/office/word/2010/wordprocessingGroup" xmlns:wpi="http://schemas.microsoft.com/office/word/2010/wordprocessingInk" xmlns:wne="http://schemas.microsoft.com/office/word/2006/wordml" xmlns:wps="http://schemas.microsoft.com/office/word/2010/wordprocessingShape" mc:Ignorable="w14 w15 w16se w16cid w16 w16cex wp14">
+<w:numbering xmlns:wpc="http://schemas.microsoft.com/office/word/2010/wordprocessingCanvas" xmlns:cx="http://schemas.microsoft.com/office/drawing/2014/chartex" xmlns:cx1="http://schemas.microsoft.com/office/drawing/2015/9/8/chartex" xmlns:cx2="http://schemas.microsoft.com/office/drawing/2015/10/21/chartex" xmlns:cx3="http://schemas.microsoft.com/office/drawing/2016/5/9/chartex" xmlns:cx4="http://schemas.microsoft.com/office/drawing/2016/5/10/chartex" xmlns:cx5="http://schemas.microsoft.com/office/drawing/2016/5/11/chartex" xmlns:cx6="http://schemas.microsoft.com/office/drawing/2016/5/12/chartex" xmlns:cx7="http://schemas.microsoft.com/office/drawing/2016/5/13/chartex" xmlns:cx8="http://schemas.microsoft.com/office/drawing/2016/5/14/chartex" xmlns:mc="http://schemas.openxmlformats.org/markup-compatibility/2006" xmlns:aink="http://schemas.microsoft.com/office/drawing/2016/ink" xmlns:am3d="http://schemas.microsoft.com/office/drawing/2017/model3d" xmlns:o="urn:schemas-microsoft-com:office:office" xmlns:oel="http://schemas.microsoft.com/office/2019/extlst" xmlns:r="http://schemas.openxmlformats.org/officeDocument/2006/relationships" xmlns:m="http://schemas.openxmlformats.org/officeDocument/2006/math" xmlns:v="urn:schemas-microsoft-com:vml" xmlns:wp14="http://schemas.microsoft.com/office/word/2010/wordprocessingDrawing" xmlns:wp="http://schemas.openxmlformats.org/drawingml/2006/wordprocessingDrawing" xmlns:w10="urn:schemas-microsoft-com:office:word" xmlns:w="http://schemas.openxmlformats.org/wordprocessingml/2006/main" xmlns:w14="http://schemas.microsoft.com/office/word/2010/wordml" xmlns:w15="http://schemas.microsoft.com/office/word/2012/wordml" xmlns:w16cex="http://schemas.microsoft.com/office/word/2018/wordml/cex" xmlns:w16cid="http://schemas.microsoft.com/office/word/2016/wordml/cid" xmlns:w16="http://schemas.microsoft.com/office/word/2018/wordml" xmlns:w16du="http://schemas.microsoft.com/office/word/2023/wordml/word16du" xmlns:w16sdtdh="http://schemas.microsoft.com/office/word/2020/wordml/sdtdatahash" xmlns:w16sdtfl="http://schemas.microsoft.com/office/word/2024/wordml/sdtformatlock" xmlns:w16se="http://schemas.microsoft.com/office/word/2015/wordml/symex" xmlns:wpg="http://schemas.microsoft.com/office/word/2010/wordprocessingGroup" xmlns:wpi="http://schemas.microsoft.com/office/word/2010/wordprocessingInk" xmlns:wne="http://schemas.microsoft.com/office/word/2006/wordml" xmlns:wps="http://schemas.microsoft.com/office/word/2010/wordprocessingShape" mc:Ignorable="w14 w15 w16se w16cid w16 w16cex w16sdtdh w16sdtfl w16du wp14">
   <w:abstractNum w:abstractNumId="0" w15:restartNumberingAfterBreak="0">
     <w:nsid w:val="236053B8"/>
     <w:multiLevelType w:val="hybridMultilevel"/>
@@ -1041,23 +1041,23 @@
       </w:pPr>
     </w:lvl>
   </w:abstractNum>
-  <w:num w:numId="1">
+  <w:num w:numId="1" w16cid:durableId="1616399359">
     <w:abstractNumId w:val="3"/>
   </w:num>
-  <w:num w:numId="2">
+  <w:num w:numId="2" w16cid:durableId="1326013444">
     <w:abstractNumId w:val="1"/>
   </w:num>
-  <w:num w:numId="3">
+  <w:num w:numId="3" w16cid:durableId="1697001198">
     <w:abstractNumId w:val="0"/>
   </w:num>
-  <w:num w:numId="4">
+  <w:num w:numId="4" w16cid:durableId="1969817363">
     <w:abstractNumId w:val="2"/>
   </w:num>
 </w:numbering>
 </file>
 
 <file path=word/styles.xml><?xml version="1.0" encoding="utf-8"?>
-<w:styles xmlns:mc="http://schemas.openxmlformats.org/markup-compatibility/2006" xmlns:r="http://schemas.openxmlformats.org/officeDocument/2006/relationships" xmlns:w="http://schemas.openxmlformats.org/wordprocessingml/2006/main" xmlns:w14="http://schemas.microsoft.com/office/word/2010/wordml" xmlns:w15="http://schemas.microsoft.com/office/word/2012/wordml" xmlns:w16cex="http://schemas.microsoft.com/office/word/2018/wordml/cex" xmlns:w16cid="http://schemas.microsoft.com/office/word/2016/wordml/cid" xmlns:w16="http://schemas.microsoft.com/office/word/2018/wordml" xmlns:w16se="http://schemas.microsoft.com/office/word/2015/wordml/symex" mc:Ignorable="w14 w15 w16se w16cid w16 w16cex">
+<w:styles xmlns:mc="http://schemas.openxmlformats.org/markup-compatibility/2006" xmlns:r="http://schemas.openxmlformats.org/officeDocument/2006/relationships" xmlns:w="http://schemas.openxmlformats.org/wordprocessingml/2006/main" xmlns:w14="http://schemas.microsoft.com/office/word/2010/wordml" xmlns:w15="http://schemas.microsoft.com/office/word/2012/wordml" xmlns:w16cex="http://schemas.microsoft.com/office/word/2018/wordml/cex" xmlns:w16cid="http://schemas.microsoft.com/office/word/2016/wordml/cid" xmlns:w16="http://schemas.microsoft.com/office/word/2018/wordml" xmlns:w16du="http://schemas.microsoft.com/office/word/2023/wordml/word16du" xmlns:w16sdtdh="http://schemas.microsoft.com/office/word/2020/wordml/sdtdatahash" xmlns:w16sdtfl="http://schemas.microsoft.com/office/word/2024/wordml/sdtformatlock" xmlns:w16se="http://schemas.microsoft.com/office/word/2015/wordml/symex" mc:Ignorable="w14 w15 w16se w16cid w16 w16cex w16sdtdh w16sdtfl w16du">
   <w:docDefaults>
     <w:rPrDefault>
       <w:rPr>
@@ -1179,6 +1179,7 @@
     <w:lsdException w:name="HTML Sample" w:semiHidden="1" w:unhideWhenUsed="1"/>
     <w:lsdException w:name="HTML Typewriter" w:semiHidden="1" w:unhideWhenUsed="1"/>
     <w:lsdException w:name="HTML Variable" w:semiHidden="1" w:unhideWhenUsed="1"/>
+    <w:lsdException w:name="Normal Table" w:semiHidden="1" w:unhideWhenUsed="1"/>
     <w:lsdException w:name="annotation subject" w:semiHidden="1" w:unhideWhenUsed="1"/>
     <w:lsdException w:name="No List" w:semiHidden="1" w:unhideWhenUsed="1"/>
     <w:lsdException w:name="Outline List 1" w:semiHidden="1" w:unhideWhenUsed="1"/>
@@ -1225,8 +1226,10 @@
     <w:lsdException w:name="Table Subtle 2" w:semiHidden="1" w:unhideWhenUsed="1"/>
     <w:lsdException w:name="Table Web 1" w:semiHidden="1" w:unhideWhenUsed="1"/>
     <w:lsdException w:name="Table Web 2" w:semiHidden="1" w:unhideWhenUsed="1"/>
+    <w:lsdException w:name="Table Web 3" w:semiHidden="1" w:unhideWhenUsed="1"/>
     <w:lsdException w:name="Balloon Text" w:semiHidden="1" w:unhideWhenUsed="1"/>
     <w:lsdException w:name="Table Grid" w:uiPriority="39"/>
+    <w:lsdException w:name="Table Theme" w:semiHidden="1" w:unhideWhenUsed="1"/>
     <w:lsdException w:name="Placeholder Text" w:semiHidden="1"/>
     <w:lsdException w:name="No Spacing" w:uiPriority="1" w:qFormat="1"/>
     <w:lsdException w:name="Light Shading" w:uiPriority="60"/>
